--- a/SurgEndosc_Table3.docx
+++ b/SurgEndosc_Table3.docx
@@ -38,12 +38,12 @@
         </w:tblBorders>
       </w:tblPr>
       <w:tblGrid>
-        <w:gridCol w:w="2071"/>
-        <w:gridCol w:w="3284"/>
-        <w:gridCol w:w="2538"/>
-        <w:gridCol w:w="1511"/>
-        <w:gridCol w:w="1978"/>
-        <w:gridCol w:w="858"/>
+        <w:gridCol w:w="2055"/>
+        <w:gridCol w:w="3253"/>
+        <w:gridCol w:w="2516"/>
+        <w:gridCol w:w="1502"/>
+        <w:gridCol w:w="1963"/>
+        <w:gridCol w:w="950"/>
       </w:tblGrid>
       <w:tr>
         <w:trPr>
@@ -51,7 +51,7 @@
         </w:trPr>
         <w:tc>
           <w:tcPr>
-            <w:tcW w:type="dxa" w:w="2071"/>
+            <w:tcW w:type="dxa" w:w="2055"/>
             <w:tcBorders>
               <w:top w:val="single" w:sz="12" w:space="0" w:color="000000"/>
               <w:left w:val="nil" w:sz="4" w:space="0" w:color="000000"/>
@@ -82,7 +82,7 @@
         </w:tc>
         <w:tc>
           <w:tcPr>
-            <w:tcW w:type="dxa" w:w="3284"/>
+            <w:tcW w:type="dxa" w:w="3253"/>
             <w:tcBorders>
               <w:top w:val="single" w:sz="12" w:space="0" w:color="000000"/>
               <w:left w:val="nil" w:sz="4" w:space="0" w:color="000000"/>
@@ -113,7 +113,7 @@
         </w:tc>
         <w:tc>
           <w:tcPr>
-            <w:tcW w:type="dxa" w:w="2538"/>
+            <w:tcW w:type="dxa" w:w="2516"/>
             <w:tcBorders>
               <w:top w:val="single" w:sz="12" w:space="0" w:color="000000"/>
               <w:left w:val="nil" w:sz="4" w:space="0" w:color="000000"/>
@@ -144,7 +144,7 @@
         </w:tc>
         <w:tc>
           <w:tcPr>
-            <w:tcW w:type="dxa" w:w="1511"/>
+            <w:tcW w:type="dxa" w:w="1502"/>
             <w:tcBorders>
               <w:top w:val="single" w:sz="12" w:space="0" w:color="000000"/>
               <w:left w:val="nil" w:sz="4" w:space="0" w:color="000000"/>
@@ -175,7 +175,7 @@
         </w:tc>
         <w:tc>
           <w:tcPr>
-            <w:tcW w:type="dxa" w:w="1978"/>
+            <w:tcW w:type="dxa" w:w="1963"/>
             <w:tcBorders>
               <w:top w:val="single" w:sz="12" w:space="0" w:color="000000"/>
               <w:left w:val="nil" w:sz="4" w:space="0" w:color="000000"/>
@@ -206,7 +206,7 @@
         </w:tc>
         <w:tc>
           <w:tcPr>
-            <w:tcW w:type="dxa" w:w="858"/>
+            <w:tcW w:type="dxa" w:w="950"/>
             <w:tcBorders>
               <w:top w:val="single" w:sz="12" w:space="0" w:color="000000"/>
               <w:left w:val="nil" w:sz="4" w:space="0" w:color="000000"/>
@@ -239,7 +239,7 @@
       <w:tr>
         <w:tc>
           <w:tcPr>
-            <w:tcW w:type="dxa" w:w="2071"/>
+            <w:tcW w:type="dxa" w:w="2055"/>
             <w:tcBorders>
               <w:top w:val="nil" w:sz="4" w:space="0" w:color="000000"/>
               <w:left w:val="nil" w:sz="4" w:space="0" w:color="000000"/>
@@ -268,7 +268,7 @@
         </w:tc>
         <w:tc>
           <w:tcPr>
-            <w:tcW w:type="dxa" w:w="3284"/>
+            <w:tcW w:type="dxa" w:w="3253"/>
             <w:tcBorders>
               <w:top w:val="nil" w:sz="4" w:space="0" w:color="000000"/>
               <w:left w:val="nil" w:sz="4" w:space="0" w:color="000000"/>
@@ -297,7 +297,7 @@
         </w:tc>
         <w:tc>
           <w:tcPr>
-            <w:tcW w:type="dxa" w:w="2538"/>
+            <w:tcW w:type="dxa" w:w="2516"/>
             <w:tcBorders>
               <w:top w:val="nil" w:sz="4" w:space="0" w:color="000000"/>
               <w:left w:val="nil" w:sz="4" w:space="0" w:color="000000"/>
@@ -326,7 +326,7 @@
         </w:tc>
         <w:tc>
           <w:tcPr>
-            <w:tcW w:type="dxa" w:w="1511"/>
+            <w:tcW w:type="dxa" w:w="1502"/>
             <w:tcBorders>
               <w:top w:val="nil" w:sz="4" w:space="0" w:color="000000"/>
               <w:left w:val="nil" w:sz="4" w:space="0" w:color="000000"/>
@@ -355,7 +355,7 @@
         </w:tc>
         <w:tc>
           <w:tcPr>
-            <w:tcW w:type="dxa" w:w="1978"/>
+            <w:tcW w:type="dxa" w:w="1963"/>
             <w:tcBorders>
               <w:top w:val="nil" w:sz="4" w:space="0" w:color="000000"/>
               <w:left w:val="nil" w:sz="4" w:space="0" w:color="000000"/>
@@ -384,7 +384,7 @@
         </w:tc>
         <w:tc>
           <w:tcPr>
-            <w:tcW w:type="dxa" w:w="858"/>
+            <w:tcW w:type="dxa" w:w="950"/>
             <w:tcBorders>
               <w:top w:val="nil" w:sz="4" w:space="0" w:color="000000"/>
               <w:left w:val="nil" w:sz="4" w:space="0" w:color="000000"/>
@@ -407,7 +407,7 @@
               <w:rPr>
                 <w:sz w:val="18"/>
               </w:rPr>
-              <w:t>0.010</w:t>
+              <w:t>0.010§</w:t>
             </w:r>
           </w:p>
         </w:tc>
@@ -415,7 +415,7 @@
       <w:tr>
         <w:tc>
           <w:tcPr>
-            <w:tcW w:type="dxa" w:w="2071"/>
+            <w:tcW w:type="dxa" w:w="2055"/>
             <w:tcBorders>
               <w:top w:val="nil" w:sz="4" w:space="0" w:color="000000"/>
               <w:left w:val="nil" w:sz="4" w:space="0" w:color="000000"/>
@@ -438,7 +438,7 @@
         </w:tc>
         <w:tc>
           <w:tcPr>
-            <w:tcW w:type="dxa" w:w="3284"/>
+            <w:tcW w:type="dxa" w:w="3253"/>
             <w:tcBorders>
               <w:top w:val="nil" w:sz="4" w:space="0" w:color="000000"/>
               <w:left w:val="nil" w:sz="4" w:space="0" w:color="000000"/>
@@ -467,7 +467,7 @@
         </w:tc>
         <w:tc>
           <w:tcPr>
-            <w:tcW w:type="dxa" w:w="2538"/>
+            <w:tcW w:type="dxa" w:w="2516"/>
             <w:tcBorders>
               <w:top w:val="nil" w:sz="4" w:space="0" w:color="000000"/>
               <w:left w:val="nil" w:sz="4" w:space="0" w:color="000000"/>
@@ -496,7 +496,7 @@
         </w:tc>
         <w:tc>
           <w:tcPr>
-            <w:tcW w:type="dxa" w:w="1511"/>
+            <w:tcW w:type="dxa" w:w="1502"/>
             <w:tcBorders>
               <w:top w:val="nil" w:sz="4" w:space="0" w:color="000000"/>
               <w:left w:val="nil" w:sz="4" w:space="0" w:color="000000"/>
@@ -525,7 +525,7 @@
         </w:tc>
         <w:tc>
           <w:tcPr>
-            <w:tcW w:type="dxa" w:w="1978"/>
+            <w:tcW w:type="dxa" w:w="1963"/>
             <w:tcBorders>
               <w:top w:val="nil" w:sz="4" w:space="0" w:color="000000"/>
               <w:left w:val="nil" w:sz="4" w:space="0" w:color="000000"/>
@@ -554,7 +554,7 @@
         </w:tc>
         <w:tc>
           <w:tcPr>
-            <w:tcW w:type="dxa" w:w="858"/>
+            <w:tcW w:type="dxa" w:w="950"/>
             <w:tcBorders>
               <w:top w:val="nil" w:sz="4" w:space="0" w:color="000000"/>
               <w:left w:val="nil" w:sz="4" w:space="0" w:color="000000"/>
@@ -585,7 +585,7 @@
       <w:tr>
         <w:tc>
           <w:tcPr>
-            <w:tcW w:type="dxa" w:w="2071"/>
+            <w:tcW w:type="dxa" w:w="2055"/>
             <w:tcBorders>
               <w:top w:val="nil" w:sz="4" w:space="0" w:color="000000"/>
               <w:left w:val="nil" w:sz="4" w:space="0" w:color="000000"/>
@@ -614,7 +614,7 @@
         </w:tc>
         <w:tc>
           <w:tcPr>
-            <w:tcW w:type="dxa" w:w="3284"/>
+            <w:tcW w:type="dxa" w:w="3253"/>
             <w:tcBorders>
               <w:top w:val="nil" w:sz="4" w:space="0" w:color="000000"/>
               <w:left w:val="nil" w:sz="4" w:space="0" w:color="000000"/>
@@ -643,7 +643,7 @@
         </w:tc>
         <w:tc>
           <w:tcPr>
-            <w:tcW w:type="dxa" w:w="2538"/>
+            <w:tcW w:type="dxa" w:w="2516"/>
             <w:tcBorders>
               <w:top w:val="nil" w:sz="4" w:space="0" w:color="000000"/>
               <w:left w:val="nil" w:sz="4" w:space="0" w:color="000000"/>
@@ -672,7 +672,7 @@
         </w:tc>
         <w:tc>
           <w:tcPr>
-            <w:tcW w:type="dxa" w:w="1511"/>
+            <w:tcW w:type="dxa" w:w="1502"/>
             <w:tcBorders>
               <w:top w:val="nil" w:sz="4" w:space="0" w:color="000000"/>
               <w:left w:val="nil" w:sz="4" w:space="0" w:color="000000"/>
@@ -701,7 +701,7 @@
         </w:tc>
         <w:tc>
           <w:tcPr>
-            <w:tcW w:type="dxa" w:w="1978"/>
+            <w:tcW w:type="dxa" w:w="1963"/>
             <w:tcBorders>
               <w:top w:val="nil" w:sz="4" w:space="0" w:color="000000"/>
               <w:left w:val="nil" w:sz="4" w:space="0" w:color="000000"/>
@@ -730,7 +730,7 @@
         </w:tc>
         <w:tc>
           <w:tcPr>
-            <w:tcW w:type="dxa" w:w="858"/>
+            <w:tcW w:type="dxa" w:w="950"/>
             <w:tcBorders>
               <w:top w:val="nil" w:sz="4" w:space="0" w:color="000000"/>
               <w:left w:val="nil" w:sz="4" w:space="0" w:color="000000"/>
@@ -761,7 +761,7 @@
       <w:tr>
         <w:tc>
           <w:tcPr>
-            <w:tcW w:type="dxa" w:w="2071"/>
+            <w:tcW w:type="dxa" w:w="2055"/>
             <w:tcBorders>
               <w:top w:val="nil" w:sz="4" w:space="0" w:color="000000"/>
               <w:left w:val="nil" w:sz="4" w:space="0" w:color="000000"/>
@@ -784,7 +784,7 @@
         </w:tc>
         <w:tc>
           <w:tcPr>
-            <w:tcW w:type="dxa" w:w="3284"/>
+            <w:tcW w:type="dxa" w:w="3253"/>
             <w:tcBorders>
               <w:top w:val="nil" w:sz="4" w:space="0" w:color="000000"/>
               <w:left w:val="nil" w:sz="4" w:space="0" w:color="000000"/>
@@ -813,7 +813,7 @@
         </w:tc>
         <w:tc>
           <w:tcPr>
-            <w:tcW w:type="dxa" w:w="2538"/>
+            <w:tcW w:type="dxa" w:w="2516"/>
             <w:tcBorders>
               <w:top w:val="nil" w:sz="4" w:space="0" w:color="000000"/>
               <w:left w:val="nil" w:sz="4" w:space="0" w:color="000000"/>
@@ -842,7 +842,7 @@
         </w:tc>
         <w:tc>
           <w:tcPr>
-            <w:tcW w:type="dxa" w:w="1511"/>
+            <w:tcW w:type="dxa" w:w="1502"/>
             <w:tcBorders>
               <w:top w:val="nil" w:sz="4" w:space="0" w:color="000000"/>
               <w:left w:val="nil" w:sz="4" w:space="0" w:color="000000"/>
@@ -871,7 +871,7 @@
         </w:tc>
         <w:tc>
           <w:tcPr>
-            <w:tcW w:type="dxa" w:w="1978"/>
+            <w:tcW w:type="dxa" w:w="1963"/>
             <w:tcBorders>
               <w:top w:val="nil" w:sz="4" w:space="0" w:color="000000"/>
               <w:left w:val="nil" w:sz="4" w:space="0" w:color="000000"/>
@@ -900,7 +900,7 @@
         </w:tc>
         <w:tc>
           <w:tcPr>
-            <w:tcW w:type="dxa" w:w="858"/>
+            <w:tcW w:type="dxa" w:w="950"/>
             <w:tcBorders>
               <w:top w:val="nil" w:sz="4" w:space="0" w:color="000000"/>
               <w:left w:val="nil" w:sz="4" w:space="0" w:color="000000"/>
@@ -931,7 +931,7 @@
       <w:tr>
         <w:tc>
           <w:tcPr>
-            <w:tcW w:type="dxa" w:w="2071"/>
+            <w:tcW w:type="dxa" w:w="2055"/>
             <w:tcBorders>
               <w:top w:val="nil" w:sz="4" w:space="0" w:color="000000"/>
               <w:left w:val="nil" w:sz="4" w:space="0" w:color="000000"/>
@@ -960,7 +960,7 @@
         </w:tc>
         <w:tc>
           <w:tcPr>
-            <w:tcW w:type="dxa" w:w="3284"/>
+            <w:tcW w:type="dxa" w:w="3253"/>
             <w:tcBorders>
               <w:top w:val="nil" w:sz="4" w:space="0" w:color="000000"/>
               <w:left w:val="nil" w:sz="4" w:space="0" w:color="000000"/>
@@ -989,7 +989,7 @@
         </w:tc>
         <w:tc>
           <w:tcPr>
-            <w:tcW w:type="dxa" w:w="2538"/>
+            <w:tcW w:type="dxa" w:w="2516"/>
             <w:tcBorders>
               <w:top w:val="nil" w:sz="4" w:space="0" w:color="000000"/>
               <w:left w:val="nil" w:sz="4" w:space="0" w:color="000000"/>
@@ -1018,7 +1018,7 @@
         </w:tc>
         <w:tc>
           <w:tcPr>
-            <w:tcW w:type="dxa" w:w="1511"/>
+            <w:tcW w:type="dxa" w:w="1502"/>
             <w:tcBorders>
               <w:top w:val="nil" w:sz="4" w:space="0" w:color="000000"/>
               <w:left w:val="nil" w:sz="4" w:space="0" w:color="000000"/>
@@ -1047,7 +1047,7 @@
         </w:tc>
         <w:tc>
           <w:tcPr>
-            <w:tcW w:type="dxa" w:w="1978"/>
+            <w:tcW w:type="dxa" w:w="1963"/>
             <w:tcBorders>
               <w:top w:val="nil" w:sz="4" w:space="0" w:color="000000"/>
               <w:left w:val="nil" w:sz="4" w:space="0" w:color="000000"/>
@@ -1076,7 +1076,7 @@
         </w:tc>
         <w:tc>
           <w:tcPr>
-            <w:tcW w:type="dxa" w:w="858"/>
+            <w:tcW w:type="dxa" w:w="950"/>
             <w:tcBorders>
               <w:top w:val="nil" w:sz="4" w:space="0" w:color="000000"/>
               <w:left w:val="nil" w:sz="4" w:space="0" w:color="000000"/>
@@ -1107,7 +1107,7 @@
       <w:tr>
         <w:tc>
           <w:tcPr>
-            <w:tcW w:type="dxa" w:w="2071"/>
+            <w:tcW w:type="dxa" w:w="2055"/>
             <w:tcBorders>
               <w:top w:val="nil" w:sz="4" w:space="0" w:color="000000"/>
               <w:left w:val="nil" w:sz="4" w:space="0" w:color="000000"/>
@@ -1130,7 +1130,7 @@
         </w:tc>
         <w:tc>
           <w:tcPr>
-            <w:tcW w:type="dxa" w:w="3284"/>
+            <w:tcW w:type="dxa" w:w="3253"/>
             <w:tcBorders>
               <w:top w:val="nil" w:sz="4" w:space="0" w:color="000000"/>
               <w:left w:val="nil" w:sz="4" w:space="0" w:color="000000"/>
@@ -1159,7 +1159,7 @@
         </w:tc>
         <w:tc>
           <w:tcPr>
-            <w:tcW w:type="dxa" w:w="2538"/>
+            <w:tcW w:type="dxa" w:w="2516"/>
             <w:tcBorders>
               <w:top w:val="nil" w:sz="4" w:space="0" w:color="000000"/>
               <w:left w:val="nil" w:sz="4" w:space="0" w:color="000000"/>
@@ -1188,7 +1188,7 @@
         </w:tc>
         <w:tc>
           <w:tcPr>
-            <w:tcW w:type="dxa" w:w="1511"/>
+            <w:tcW w:type="dxa" w:w="1502"/>
             <w:tcBorders>
               <w:top w:val="nil" w:sz="4" w:space="0" w:color="000000"/>
               <w:left w:val="nil" w:sz="4" w:space="0" w:color="000000"/>
@@ -1217,7 +1217,7 @@
         </w:tc>
         <w:tc>
           <w:tcPr>
-            <w:tcW w:type="dxa" w:w="1978"/>
+            <w:tcW w:type="dxa" w:w="1963"/>
             <w:tcBorders>
               <w:top w:val="nil" w:sz="4" w:space="0" w:color="000000"/>
               <w:left w:val="nil" w:sz="4" w:space="0" w:color="000000"/>
@@ -1246,7 +1246,7 @@
         </w:tc>
         <w:tc>
           <w:tcPr>
-            <w:tcW w:type="dxa" w:w="858"/>
+            <w:tcW w:type="dxa" w:w="950"/>
             <w:tcBorders>
               <w:top w:val="nil" w:sz="4" w:space="0" w:color="000000"/>
               <w:left w:val="nil" w:sz="4" w:space="0" w:color="000000"/>
